--- a/ru/wisdom-stories/Bakhtiyar Sirajov/if-fate-allows.docx
+++ b/ru/wisdom-stories/Bakhtiyar Sirajov/if-fate-allows.docx
@@ -7,7 +7,7 @@
         <w:pStyle w:val="Title"/>
       </w:pPr>
       <w:r>
-        <w:t>Если судьба позволит, мы встретимся.</w:t>
+        <w:t xml:space="preserve">Если судьба позволит, мы встретимся</w:t>
       </w:r>
     </w:p>
     <w:p>
@@ -17,7 +17,7 @@
     </w:p>
     <w:p>
       <w:r>
-        <w:t>Может быть, нам не стоит ничего ожидать от судьбы, и это просто воплощение поговорки «с глаз долой, из сердца вон»?</w:t>
+        <w:t>Может быть, дело вовсе не в судьбе, а просто в том, что, как говорится, с глаз долой — из сердца вон?</w:t>
       </w:r>
     </w:p>
     <w:p>
@@ -26,7 +26,7 @@
         <w:spacing w:after="80"/>
       </w:pPr>
       <w:r>
-        <w:t>Мне совсем не понравилось это выражение «если судьба позволит».</w:t>
+        <w:t>Мне совсем не понравилось это выражение: «Если судьба позволит».</w:t>
       </w:r>
     </w:p>
     <w:p>
@@ -59,7 +59,7 @@
         <w:rPr>
           <w:b/>
         </w:rPr>
-        <w:t>сегодня и сегодня порадуйте сердце.</w:t>
+        <w:t xml:space="preserve">сегодня и порадуйте друг друга.</w:t>
       </w:r>
     </w:p>
     <w:p>
